--- a/AVAILABLETOKENIZATIONCARDS/REG-DIN-008 - 868112 - Desarrollo Nuevas APIs Tokenizacion-Mastercard.docx
+++ b/AVAILABLETOKENIZATIONCARDS/REG-DIN-008 - 868112 - Desarrollo Nuevas APIs Tokenizacion-Mastercard.docx
@@ -888,24 +888,24 @@
             </w:r>
             <w:r>
               <w:rPr>
-                <w:szCs w:val="22"/>
-              </w:rPr>
-              <w:t>SBSSAAWCONP01</w:t>
-            </w:r>
-          </w:p>
-          <w:p>
-            <w:pPr>
-              <w:pStyle w:val="Normal"/>
-              <w:spacing w:before="0" w:after="0"/>
-              <w:rPr>
-                <w:szCs w:val="22"/>
-              </w:rPr>
-            </w:pPr>
-            <w:r>
-              <w:rPr>
-                <w:szCs w:val="22"/>
-              </w:rPr>
-              <w:t>SBSSAAWCMRP01</w:t>
+                <w:rFonts w:eastAsia="Helvetica" w:cs="Helvetica"/>
+                <w:color w:val="242424"/>
+                <w:kern w:val="0"/>
+                <w:sz w:val="21"/>
+                <w:szCs w:val="21"/>
+                <w:lang w:bidi="ar-SA"/>
+              </w:rPr>
+              <w:t>aks-001-paycore-p</w:t>
+            </w:r>
+            <w:r>
+              <w:rPr>
+                <w:rFonts w:eastAsia="Times New Roman" w:cs="Arial" w:ascii="Arial" w:hAnsi="Arial"/>
+                <w:kern w:val="0"/>
+                <w:sz w:val="20"/>
+                <w:szCs w:val="20"/>
+                <w:lang w:bidi="ar-SA"/>
+              </w:rPr>
+              <w:t xml:space="preserve"> </w:t>
             </w:r>
           </w:p>
         </w:tc>
@@ -951,19 +951,14 @@
             </w:r>
             <w:r>
               <w:rPr>
-                <w:szCs w:val="22"/>
-              </w:rPr>
-              <w:t>10.55.193.107</w:t>
-            </w:r>
-            <w:r>
-              <w:rPr/>
-              <w:br/>
-            </w:r>
-            <w:r>
-              <w:rPr>
-                <w:szCs w:val="22"/>
-              </w:rPr>
-              <w:t>10.55.193.108</w:t>
+                <w:rFonts w:eastAsia="Helvetica" w:cs="Helvetica"/>
+                <w:color w:val="242424"/>
+                <w:kern w:val="0"/>
+                <w:sz w:val="21"/>
+                <w:szCs w:val="21"/>
+                <w:lang w:bidi="ar-SA"/>
+              </w:rPr>
+              <w:t>10.56.160.0/22</w:t>
             </w:r>
           </w:p>
         </w:tc>
@@ -1891,31 +1886,7 @@
                 <w:shd w:fill="FFFFFF" w:val="clear"/>
                 <w:lang w:eastAsia="en-US" w:bidi="ar-SA"/>
               </w:rPr>
-              <w:t xml:space="preserve">Ejecutar pipeline </w:t>
-            </w:r>
-            <w:r>
-              <w:rPr>
-                <w:rFonts w:cs="Arial" w:ascii="Arial" w:hAnsi="Arial"/>
-                <w:color w:val="000000"/>
-                <w:kern w:val="0"/>
-                <w:sz w:val="20"/>
-                <w:szCs w:val="20"/>
-                <w:shd w:fill="FFFFFF" w:val="clear"/>
-                <w:lang w:eastAsia="en-US" w:bidi="ar-SA"/>
-              </w:rPr>
-              <w:t xml:space="preserve">de </w:t>
-            </w:r>
-            <w:r>
-              <w:rPr>
-                <w:rFonts w:cs="Arial" w:ascii="Arial" w:hAnsi="Arial"/>
-                <w:color w:val="000000"/>
-                <w:kern w:val="0"/>
-                <w:sz w:val="20"/>
-                <w:szCs w:val="20"/>
-                <w:shd w:fill="FFFFFF" w:val="clear"/>
-                <w:lang w:eastAsia="en-US" w:bidi="ar-SA"/>
-              </w:rPr>
-              <w:t xml:space="preserve">GetAvailableTokenizationCards_CI </w:t>
+              <w:t>Ejecutar pipeline de GetAvailableTokenizationCards_CI</w:t>
             </w:r>
           </w:p>
         </w:tc>
@@ -2385,7 +2356,7 @@
         <wp:inline distT="0" distB="0" distL="0" distR="0">
           <wp:extent cx="6053455" cy="733425"/>
           <wp:effectExtent l="0" t="0" r="0" b="0"/>
-          <wp:docPr id="5" name="Imagen 22 Copia 1 Copia 1 Copia 1 Copia 1 Copia 1 Copia 1 Copia 1 Copia 1 Copia 1" descr="cid:image004.jpg@01D74E57.C4EA2700"/>
+          <wp:docPr id="5" name="Imagen 22 Copia 1 Copia 1 Copia 1 Copia 1 Copia 1 Copia 1 Copia 1 Copia 1 Copia 1 Copia 1" descr="cid:image004.jpg@01D74E57.C4EA2700"/>
           <wp:cNvGraphicFramePr>
             <a:graphicFrameLocks xmlns:a="http://schemas.openxmlformats.org/drawingml/2006/main" noChangeAspect="1"/>
           </wp:cNvGraphicFramePr>
@@ -2393,7 +2364,7 @@
             <a:graphicData uri="http://schemas.openxmlformats.org/drawingml/2006/picture">
               <pic:pic xmlns:pic="http://schemas.openxmlformats.org/drawingml/2006/picture">
                 <pic:nvPicPr>
-                  <pic:cNvPr id="5" name="Imagen 22 Copia 1 Copia 1 Copia 1 Copia 1 Copia 1 Copia 1 Copia 1 Copia 1 Copia 1" descr="cid:image004.jpg@01D74E57.C4EA2700"/>
+                  <pic:cNvPr id="5" name="Imagen 22 Copia 1 Copia 1 Copia 1 Copia 1 Copia 1 Copia 1 Copia 1 Copia 1 Copia 1 Copia 1" descr="cid:image004.jpg@01D74E57.C4EA2700"/>
                   <pic:cNvPicPr>
                     <a:picLocks noChangeAspect="1" noChangeArrowheads="1"/>
                   </pic:cNvPicPr>
@@ -2437,7 +2408,7 @@
         <wp:inline distT="0" distB="0" distL="0" distR="0">
           <wp:extent cx="6053455" cy="733425"/>
           <wp:effectExtent l="0" t="0" r="0" b="0"/>
-          <wp:docPr id="6" name="Imagen 23 Copia 1 Copia 1 Copia 1 Copia 1 Copia 1 Copia 1 Copia 1 Copia 1 Copia 1" descr="cid:image004.jpg@01D74E57.C4EA2700"/>
+          <wp:docPr id="6" name="Imagen 23 Copia 1 Copia 1 Copia 1 Copia 1 Copia 1 Copia 1 Copia 1 Copia 1 Copia 1 Copia 1" descr="cid:image004.jpg@01D74E57.C4EA2700"/>
           <wp:cNvGraphicFramePr>
             <a:graphicFrameLocks xmlns:a="http://schemas.openxmlformats.org/drawingml/2006/main" noChangeAspect="1"/>
           </wp:cNvGraphicFramePr>
@@ -2445,7 +2416,7 @@
             <a:graphicData uri="http://schemas.openxmlformats.org/drawingml/2006/picture">
               <pic:pic xmlns:pic="http://schemas.openxmlformats.org/drawingml/2006/picture">
                 <pic:nvPicPr>
-                  <pic:cNvPr id="6" name="Imagen 23 Copia 1 Copia 1 Copia 1 Copia 1 Copia 1 Copia 1 Copia 1 Copia 1 Copia 1" descr="cid:image004.jpg@01D74E57.C4EA2700"/>
+                  <pic:cNvPr id="6" name="Imagen 23 Copia 1 Copia 1 Copia 1 Copia 1 Copia 1 Copia 1 Copia 1 Copia 1 Copia 1 Copia 1" descr="cid:image004.jpg@01D74E57.C4EA2700"/>
                   <pic:cNvPicPr>
                     <a:picLocks noChangeAspect="1" noChangeArrowheads="1"/>
                   </pic:cNvPicPr>
@@ -2495,7 +2466,7 @@
         <wp:inline distT="0" distB="0" distL="0" distR="0">
           <wp:extent cx="3619500" cy="732790"/>
           <wp:effectExtent l="0" t="0" r="0" b="0"/>
-          <wp:docPr id="7" name="Imagen 4 Copia 1 Copia 1 Copia 1 Copia 1 Copia 1 Copia 1 Copia 1 Copia 1 Copia 1" descr="cid:image004.jpg@01D74E57.C4EA2700"/>
+          <wp:docPr id="7" name="Imagen 4 Copia 1 Copia 1 Copia 1 Copia 1 Copia 1 Copia 1 Copia 1 Copia 1 Copia 1 Copia 1" descr="cid:image004.jpg@01D74E57.C4EA2700"/>
           <wp:cNvGraphicFramePr>
             <a:graphicFrameLocks xmlns:a="http://schemas.openxmlformats.org/drawingml/2006/main" noChangeAspect="1"/>
           </wp:cNvGraphicFramePr>
@@ -2503,7 +2474,7 @@
             <a:graphicData uri="http://schemas.openxmlformats.org/drawingml/2006/picture">
               <pic:pic xmlns:pic="http://schemas.openxmlformats.org/drawingml/2006/picture">
                 <pic:nvPicPr>
-                  <pic:cNvPr id="7" name="Imagen 4 Copia 1 Copia 1 Copia 1 Copia 1 Copia 1 Copia 1 Copia 1 Copia 1 Copia 1" descr="cid:image004.jpg@01D74E57.C4EA2700"/>
+                  <pic:cNvPr id="7" name="Imagen 4 Copia 1 Copia 1 Copia 1 Copia 1 Copia 1 Copia 1 Copia 1 Copia 1 Copia 1 Copia 1" descr="cid:image004.jpg@01D74E57.C4EA2700"/>
                   <pic:cNvPicPr>
                     <a:picLocks noChangeAspect="1" noChangeArrowheads="1"/>
                   </pic:cNvPicPr>
@@ -2546,7 +2517,7 @@
         <wp:inline distT="0" distB="0" distL="0" distR="0">
           <wp:extent cx="2434590" cy="733425"/>
           <wp:effectExtent l="0" t="0" r="0" b="0"/>
-          <wp:docPr id="8" name="Imagen 3 Copia 1 Copia 1 Copia 1 Copia 1 Copia 1 Copia 1 Copia 1 Copia 1 Copia 1" descr="cid:image004.jpg@01D74E57.C4EA2700"/>
+          <wp:docPr id="8" name="Imagen 3 Copia 1 Copia 1 Copia 1 Copia 1 Copia 1 Copia 1 Copia 1 Copia 1 Copia 1 Copia 1" descr="cid:image004.jpg@01D74E57.C4EA2700"/>
           <wp:cNvGraphicFramePr>
             <a:graphicFrameLocks xmlns:a="http://schemas.openxmlformats.org/drawingml/2006/main" noChangeAspect="1"/>
           </wp:cNvGraphicFramePr>
@@ -2554,7 +2525,7 @@
             <a:graphicData uri="http://schemas.openxmlformats.org/drawingml/2006/picture">
               <pic:pic xmlns:pic="http://schemas.openxmlformats.org/drawingml/2006/picture">
                 <pic:nvPicPr>
-                  <pic:cNvPr id="8" name="Imagen 3 Copia 1 Copia 1 Copia 1 Copia 1 Copia 1 Copia 1 Copia 1 Copia 1 Copia 1" descr="cid:image004.jpg@01D74E57.C4EA2700"/>
+                  <pic:cNvPr id="8" name="Imagen 3 Copia 1 Copia 1 Copia 1 Copia 1 Copia 1 Copia 1 Copia 1 Copia 1 Copia 1 Copia 1" descr="cid:image004.jpg@01D74E57.C4EA2700"/>
                   <pic:cNvPicPr>
                     <a:picLocks noChangeAspect="1" noChangeArrowheads="1"/>
                   </pic:cNvPicPr>
@@ -3487,7 +3458,7 @@
     <w:pPr>
       <w:widowControl/>
       <w:suppressAutoHyphens w:val="true"/>
-      <w:overflowPunct w:val="true"/>
+      <w:overflowPunct w:val="false"/>
       <w:bidi w:val="0"/>
       <w:spacing w:before="0" w:after="240"/>
       <w:jc w:val="left"/>
@@ -4252,7 +4223,7 @@
     <w:pPr>
       <w:widowControl/>
       <w:suppressAutoHyphens w:val="true"/>
-      <w:overflowPunct w:val="true"/>
+      <w:overflowPunct w:val="false"/>
       <w:bidi w:val="0"/>
       <w:spacing w:before="0" w:after="0"/>
       <w:jc w:val="left"/>
@@ -4296,7 +4267,7 @@
     <w:basedOn w:val="BodyText"/>
     <w:rsid w:val="00564fc5"/>
     <w:pPr>
-      <w:overflowPunct w:val="false"/>
+      <w:overflowPunct w:val="true"/>
       <w:spacing w:lineRule="atLeast" w:line="240" w:before="0" w:after="240"/>
       <w:ind w:firstLine="360" w:left="360"/>
       <w:jc w:val="both"/>
@@ -4313,7 +4284,7 @@
     <w:qFormat/>
     <w:rsid w:val="00564fc5"/>
     <w:pPr>
-      <w:overflowPunct w:val="false"/>
+      <w:overflowPunct w:val="true"/>
       <w:spacing w:before="60" w:after="60"/>
       <w:textAlignment w:val="auto"/>
     </w:pPr>
@@ -4390,7 +4361,7 @@
     <w:qFormat/>
     <w:rsid w:val="00d26b1b"/>
     <w:pPr>
-      <w:overflowPunct w:val="false"/>
+      <w:overflowPunct w:val="true"/>
       <w:spacing w:lineRule="auto" w:line="360" w:before="120" w:after="120"/>
       <w:jc w:val="both"/>
       <w:textAlignment w:val="auto"/>
@@ -4408,7 +4379,7 @@
     <w:qFormat/>
     <w:rsid w:val="00fa608a"/>
     <w:pPr>
-      <w:overflowPunct w:val="false"/>
+      <w:overflowPunct w:val="true"/>
       <w:spacing w:lineRule="auto" w:line="276" w:before="0" w:after="0"/>
       <w:ind w:left="720"/>
       <w:contextualSpacing/>
